--- a/cv/2024-12-26-cv-pth-eng/2024-12-26-cv-pth-eng-projects.docx
+++ b/cv/2024-12-26-cv-pth-eng/2024-12-26-cv-pth-eng-projects.docx
@@ -89,40 +89,42 @@
           <w:b/>
           <w:lang w:val="en-US"/>
         </w:rPr>
-        <w:t>3</w:t>
-      </w:r>
-      <w:r>
-        <w:rPr>
-          <w:rFonts w:asciiTheme="minorHAnsi" w:hAnsiTheme="minorHAnsi"/>
-          <w:b/>
-          <w:lang w:val="en-US"/>
-        </w:rPr>
-        <w:t xml:space="preserve"> –</w:t>
-      </w:r>
-      <w:r>
-        <w:rPr>
-          <w:rFonts w:asciiTheme="minorHAnsi" w:hAnsiTheme="minorHAnsi"/>
-          <w:b/>
-          <w:lang w:val="en-US"/>
-        </w:rPr>
-        <w:t xml:space="preserve"> ongoing              </w:t>
-      </w:r>
-    </w:p>
-    <w:p>
-      <w:pPr>
-        <w:rPr>
-          <w:rFonts w:asciiTheme="minorHAnsi" w:hAnsiTheme="minorHAnsi"/>
-          <w:b/>
-          <w:lang w:val="en-US"/>
-        </w:rPr>
-      </w:pPr>
-      <w:r>
-        <w:rPr>
-          <w:rFonts w:asciiTheme="minorHAnsi" w:hAnsiTheme="minorHAnsi"/>
-          <w:b/>
-          <w:lang w:val="en-US"/>
-        </w:rPr>
-        <w:t xml:space="preserve">Role: Tech Lead, Developer, System </w:t>
+        <w:t xml:space="preserve">3 – ongoing              </w:t>
+      </w:r>
+    </w:p>
+    <w:p>
+      <w:pPr>
+        <w:rPr>
+          <w:rFonts w:asciiTheme="minorHAnsi" w:hAnsiTheme="minorHAnsi"/>
+          <w:b/>
+          <w:lang w:val="en-US"/>
+        </w:rPr>
+      </w:pPr>
+      <w:r>
+        <w:rPr>
+          <w:rFonts w:asciiTheme="minorHAnsi" w:hAnsiTheme="minorHAnsi"/>
+          <w:b/>
+          <w:lang w:val="en-US"/>
+        </w:rPr>
+        <w:t xml:space="preserve">Role: Tech </w:t>
+      </w:r>
+      <w:proofErr w:type="gramStart"/>
+      <w:r>
+        <w:rPr>
+          <w:rFonts w:asciiTheme="minorHAnsi" w:hAnsiTheme="minorHAnsi"/>
+          <w:b/>
+          <w:lang w:val="en-US"/>
+        </w:rPr>
+        <w:t>Lead</w:t>
+      </w:r>
+      <w:proofErr w:type="gramEnd"/>
+      <w:r>
+        <w:rPr>
+          <w:rFonts w:asciiTheme="minorHAnsi" w:hAnsiTheme="minorHAnsi"/>
+          <w:b/>
+          <w:lang w:val="en-US"/>
+        </w:rPr>
+        <w:t xml:space="preserve">, Developer, System </w:t>
       </w:r>
       <w:r>
         <w:rPr>
@@ -277,14 +279,32 @@
           <w:bCs/>
           <w:lang w:val="en-US"/>
         </w:rPr>
-        <w:t xml:space="preserve"> This has the advantage that its is not necessary to open the car batteries</w:t>
-      </w:r>
+        <w:t xml:space="preserve"> This has the advantage that </w:t>
+      </w:r>
+      <w:proofErr w:type="gramStart"/>
       <w:r>
         <w:rPr>
           <w:rFonts w:asciiTheme="minorHAnsi" w:hAnsiTheme="minorHAnsi"/>
           <w:bCs/>
           <w:lang w:val="en-US"/>
         </w:rPr>
+        <w:t>its</w:t>
+      </w:r>
+      <w:proofErr w:type="gramEnd"/>
+      <w:r>
+        <w:rPr>
+          <w:rFonts w:asciiTheme="minorHAnsi" w:hAnsiTheme="minorHAnsi"/>
+          <w:bCs/>
+          <w:lang w:val="en-US"/>
+        </w:rPr>
+        <w:t xml:space="preserve"> is not necessary to open the car batteries</w:t>
+      </w:r>
+      <w:r>
+        <w:rPr>
+          <w:rFonts w:asciiTheme="minorHAnsi" w:hAnsiTheme="minorHAnsi"/>
+          <w:bCs/>
+          <w:lang w:val="en-US"/>
+        </w:rPr>
         <w:t>, they can be used “as is”</w:t>
       </w:r>
       <w:r>
@@ -357,14 +377,24 @@
           <w:bCs/>
           <w:lang w:val="en-US"/>
         </w:rPr>
-        <w:t xml:space="preserve"> protocol</w:t>
-      </w:r>
+        <w:t xml:space="preserve"> </w:t>
+      </w:r>
+      <w:proofErr w:type="gramStart"/>
       <w:r>
         <w:rPr>
           <w:rFonts w:asciiTheme="minorHAnsi" w:hAnsiTheme="minorHAnsi"/>
           <w:bCs/>
           <w:lang w:val="en-US"/>
         </w:rPr>
+        <w:t>protocol</w:t>
+      </w:r>
+      <w:proofErr w:type="gramEnd"/>
+      <w:r>
+        <w:rPr>
+          <w:rFonts w:asciiTheme="minorHAnsi" w:hAnsiTheme="minorHAnsi"/>
+          <w:bCs/>
+          <w:lang w:val="en-US"/>
+        </w:rPr>
         <w:t xml:space="preserve">, and </w:t>
       </w:r>
       <w:r>
@@ -397,14 +427,32 @@
           <w:bCs/>
           <w:lang w:val="en-US"/>
         </w:rPr>
-        <w:t xml:space="preserve">. This means that the HW/SW have to support a number </w:t>
-      </w:r>
+        <w:t xml:space="preserve">. This means that the HW/SW </w:t>
+      </w:r>
+      <w:proofErr w:type="gramStart"/>
       <w:r>
         <w:rPr>
           <w:rFonts w:asciiTheme="minorHAnsi" w:hAnsiTheme="minorHAnsi"/>
           <w:bCs/>
           <w:lang w:val="en-US"/>
         </w:rPr>
+        <w:t>have to</w:t>
+      </w:r>
+      <w:proofErr w:type="gramEnd"/>
+      <w:r>
+        <w:rPr>
+          <w:rFonts w:asciiTheme="minorHAnsi" w:hAnsiTheme="minorHAnsi"/>
+          <w:bCs/>
+          <w:lang w:val="en-US"/>
+        </w:rPr>
+        <w:t xml:space="preserve"> support a number </w:t>
+      </w:r>
+      <w:r>
+        <w:rPr>
+          <w:rFonts w:asciiTheme="minorHAnsi" w:hAnsiTheme="minorHAnsi"/>
+          <w:bCs/>
+          <w:lang w:val="en-US"/>
+        </w:rPr>
         <w:t>of</w:t>
       </w:r>
       <w:r>
@@ -856,14 +904,7 @@
           <w:rFonts w:asciiTheme="minorHAnsi" w:hAnsiTheme="minorHAnsi"/>
           <w:lang w:val="en-US"/>
         </w:rPr>
-        <w:t>C/</w:t>
-      </w:r>
-      <w:r>
-        <w:rPr>
-          <w:rFonts w:asciiTheme="minorHAnsi" w:hAnsiTheme="minorHAnsi"/>
-          <w:lang w:val="en-US"/>
-        </w:rPr>
-        <w:t>C++</w:t>
+        <w:t>C/C++</w:t>
       </w:r>
       <w:r>
         <w:rPr>
@@ -3054,7 +3095,25 @@
           <w:b/>
           <w:lang w:val="en-US"/>
         </w:rPr>
-        <w:t xml:space="preserve">Role: Tech Lead SW/Embedded, </w:t>
+        <w:t xml:space="preserve">Role: Tech </w:t>
+      </w:r>
+      <w:proofErr w:type="gramStart"/>
+      <w:r>
+        <w:rPr>
+          <w:rFonts w:asciiTheme="minorHAnsi" w:hAnsiTheme="minorHAnsi"/>
+          <w:b/>
+          <w:lang w:val="en-US"/>
+        </w:rPr>
+        <w:t>Lead</w:t>
+      </w:r>
+      <w:proofErr w:type="gramEnd"/>
+      <w:r>
+        <w:rPr>
+          <w:rFonts w:asciiTheme="minorHAnsi" w:hAnsiTheme="minorHAnsi"/>
+          <w:b/>
+          <w:lang w:val="en-US"/>
+        </w:rPr>
+        <w:t xml:space="preserve"> SW/Embedded, </w:t>
       </w:r>
       <w:r>
         <w:rPr>
@@ -3123,7 +3182,30 @@
           <w:rFonts w:asciiTheme="minorHAnsi" w:hAnsiTheme="minorHAnsi"/>
           <w:lang w:val="en-US"/>
         </w:rPr>
-        <w:t xml:space="preserve"> for repairing oil and gas lines. A prototype is currently under development and I am responsible technical lead for SW and FW for this prototype. The SW / FW system consists of a control system running on a Linux PC top side (on a boat) that communicates with 8 embedded modules in the ROV running FreeRTOS. Communication takes place via an umbilical over TCP / IP with a protobuf protocol. Configuration of the system is done via XML. In addition to being a tech lead, my task </w:t>
+        <w:t xml:space="preserve"> for repairing oil and gas lines. A prototype is currently under development and </w:t>
+      </w:r>
+      <w:r>
+        <w:rPr>
+          <w:rFonts w:asciiTheme="minorHAnsi" w:hAnsiTheme="minorHAnsi"/>
+          <w:lang w:val="en-US"/>
+        </w:rPr>
+        <w:t xml:space="preserve">was </w:t>
+      </w:r>
+      <w:proofErr w:type="gramStart"/>
+      <w:r>
+        <w:rPr>
+          <w:rFonts w:asciiTheme="minorHAnsi" w:hAnsiTheme="minorHAnsi"/>
+          <w:lang w:val="en-US"/>
+        </w:rPr>
+        <w:t>responsible</w:t>
+      </w:r>
+      <w:proofErr w:type="gramEnd"/>
+      <w:r>
+        <w:rPr>
+          <w:rFonts w:asciiTheme="minorHAnsi" w:hAnsiTheme="minorHAnsi"/>
+          <w:lang w:val="en-US"/>
+        </w:rPr>
+        <w:t xml:space="preserve"> technical lead for SW and FW for this prototype. The SW / FW system consists of a control system running on a Linux PC top side (on a boat) that communicates with 8 embedded modules in the ROV running FreeRTOS. Communication takes place via an umbilical over TCP / IP with a protobuf protocol. Configuration of the system is done via XML. In addition to being a tech lead, my task </w:t>
       </w:r>
       <w:r>
         <w:rPr>
@@ -3131,7 +3213,23 @@
           <w:lang w:val="en-US"/>
         </w:rPr>
         <w:lastRenderedPageBreak/>
-        <w:t>is to implement the protocol including parsing and validation of XML configuration files as well as all other business logic in, state machines etc. that run top page. The graphical interface is made in QT</w:t>
+        <w:t xml:space="preserve">is to implement the protocol including parsing and validation of XML configuration files as well as all other business logic in, state machines etc. that </w:t>
+      </w:r>
+      <w:proofErr w:type="gramStart"/>
+      <w:r>
+        <w:rPr>
+          <w:rFonts w:asciiTheme="minorHAnsi" w:hAnsiTheme="minorHAnsi"/>
+          <w:lang w:val="en-US"/>
+        </w:rPr>
+        <w:t>run</w:t>
+      </w:r>
+      <w:proofErr w:type="gramEnd"/>
+      <w:r>
+        <w:rPr>
+          <w:rFonts w:asciiTheme="minorHAnsi" w:hAnsiTheme="minorHAnsi"/>
+          <w:lang w:val="en-US"/>
+        </w:rPr>
+        <w:t xml:space="preserve"> top page. The graphical interface is made in QT</w:t>
       </w:r>
       <w:r>
         <w:rPr>
@@ -5858,7 +5956,21 @@
           <w:rFonts w:asciiTheme="minorHAnsi" w:hAnsiTheme="minorHAnsi"/>
           <w:lang w:val="en-US"/>
         </w:rPr>
-        <w:t>This work resulted in a phase 2 of the project, where my employer, Data</w:t>
+        <w:t xml:space="preserve">This work resulted in </w:t>
+      </w:r>
+      <w:r>
+        <w:rPr>
+          <w:rFonts w:asciiTheme="minorHAnsi" w:hAnsiTheme="minorHAnsi"/>
+          <w:lang w:val="en-US"/>
+        </w:rPr>
+        <w:t>phase</w:t>
+      </w:r>
+      <w:r>
+        <w:rPr>
+          <w:rFonts w:asciiTheme="minorHAnsi" w:hAnsiTheme="minorHAnsi"/>
+          <w:lang w:val="en-US"/>
+        </w:rPr>
+        <w:t xml:space="preserve"> 2 of the project, where my employer, Data</w:t>
       </w:r>
       <w:r>
         <w:rPr>
@@ -7426,7 +7538,23 @@
           <w:rFonts w:asciiTheme="minorHAnsi" w:hAnsiTheme="minorHAnsi"/>
           <w:lang w:val="en-US"/>
         </w:rPr>
-        <w:t xml:space="preserve">LabVIEW for configuration of simulation parameters), as well as analysis and compression algorithms (C ++) to achieve a maximum storage rate of 1.25 GB / s. This is very performance-critical software that requires a lot of optimization. Part of the work consisted of developing a </w:t>
+        <w:t xml:space="preserve">LabVIEW for configuration of simulation parameters), as well as analysis and compression algorithms (C ++) to achieve a maximum storage rate of 1.25 GB / s. This is very performance-critical software that requires a lot of </w:t>
+      </w:r>
+      <w:r>
+        <w:rPr>
+          <w:rStyle w:val="Job"/>
+          <w:rFonts w:asciiTheme="minorHAnsi" w:hAnsiTheme="minorHAnsi"/>
+          <w:lang w:val="en-US"/>
+        </w:rPr>
+        <w:t>optimizations</w:t>
+      </w:r>
+      <w:r>
+        <w:rPr>
+          <w:rStyle w:val="Job"/>
+          <w:rFonts w:asciiTheme="minorHAnsi" w:hAnsiTheme="minorHAnsi"/>
+          <w:lang w:val="en-US"/>
+        </w:rPr>
+        <w:t xml:space="preserve">. Part of the work consisted of developing a </w:t>
       </w:r>
       <w:r>
         <w:rPr>
@@ -7450,7 +7578,7 @@
           <w:rFonts w:asciiTheme="minorHAnsi" w:hAnsiTheme="minorHAnsi"/>
           <w:lang w:val="en-US"/>
         </w:rPr>
-        <w:t>involves</w:t>
+        <w:t>involved</w:t>
       </w:r>
       <w:r>
         <w:rPr>
@@ -7923,6 +8051,7 @@
             <w:t xml:space="preserve"> </w:t>
           </w:r>
           <w:proofErr w:type="spellStart"/>
+          <w:proofErr w:type="gramStart"/>
           <w:r>
             <w:rPr>
               <w:rFonts w:ascii="Calibri" w:hAnsi="Calibri" w:cs="Calibri"/>
@@ -7956,6 +8085,7 @@
             </w:rPr>
             <w:t>21</w:t>
           </w:r>
+          <w:proofErr w:type="gramEnd"/>
         </w:p>
         <w:p>
           <w:pPr>
@@ -8033,7 +8163,25 @@
               <w:sz w:val="16"/>
               <w:lang w:val="en-US"/>
             </w:rPr>
-            <w:t>Tel:     (+47)  97 66 14 17</w:t>
+            <w:t xml:space="preserve">Tel:  </w:t>
+          </w:r>
+          <w:proofErr w:type="gramStart"/>
+          <w:r>
+            <w:rPr>
+              <w:rFonts w:ascii="Calibri" w:hAnsi="Calibri" w:cs="Calibri"/>
+              <w:sz w:val="16"/>
+              <w:lang w:val="en-US"/>
+            </w:rPr>
+            <w:t xml:space="preserve">   (</w:t>
+          </w:r>
+          <w:proofErr w:type="gramEnd"/>
+          <w:r>
+            <w:rPr>
+              <w:rFonts w:ascii="Calibri" w:hAnsi="Calibri" w:cs="Calibri"/>
+              <w:sz w:val="16"/>
+              <w:lang w:val="en-US"/>
+            </w:rPr>
+            <w:t>+47)  97 66 14 17</w:t>
           </w:r>
         </w:p>
         <w:p>
@@ -8465,7 +8613,25 @@
               <w:sz w:val="16"/>
               <w:lang w:val="en-US"/>
             </w:rPr>
-            <w:t>Tel:     (+47) 67 10 48 30</w:t>
+            <w:t xml:space="preserve">Tel:  </w:t>
+          </w:r>
+          <w:proofErr w:type="gramStart"/>
+          <w:r>
+            <w:rPr>
+              <w:rFonts w:ascii="Calibri" w:hAnsi="Calibri" w:cs="Calibri"/>
+              <w:sz w:val="16"/>
+              <w:lang w:val="en-US"/>
+            </w:rPr>
+            <w:t xml:space="preserve">   (</w:t>
+          </w:r>
+          <w:proofErr w:type="gramEnd"/>
+          <w:r>
+            <w:rPr>
+              <w:rFonts w:ascii="Calibri" w:hAnsi="Calibri" w:cs="Calibri"/>
+              <w:sz w:val="16"/>
+              <w:lang w:val="en-US"/>
+            </w:rPr>
+            <w:t>+47) 67 10 48 30</w:t>
           </w:r>
         </w:p>
         <w:p>
@@ -8483,7 +8649,25 @@
               <w:sz w:val="16"/>
               <w:lang w:val="en-US"/>
             </w:rPr>
-            <w:t>Fax:    (+47) 67 10 48 29</w:t>
+            <w:t xml:space="preserve">Fax: </w:t>
+          </w:r>
+          <w:proofErr w:type="gramStart"/>
+          <w:r>
+            <w:rPr>
+              <w:rFonts w:ascii="Calibri" w:hAnsi="Calibri" w:cs="Calibri"/>
+              <w:sz w:val="16"/>
+              <w:lang w:val="en-US"/>
+            </w:rPr>
+            <w:t xml:space="preserve">   (</w:t>
+          </w:r>
+          <w:proofErr w:type="gramEnd"/>
+          <w:r>
+            <w:rPr>
+              <w:rFonts w:ascii="Calibri" w:hAnsi="Calibri" w:cs="Calibri"/>
+              <w:sz w:val="16"/>
+              <w:lang w:val="en-US"/>
+            </w:rPr>
+            <w:t>+47) 67 10 48 29</w:t>
           </w:r>
         </w:p>
         <w:p>
